--- a/docs/documentation/02_System_Administrator_Guide.docx
+++ b/docs/documentation/02_System_Administrator_Guide.docx
@@ -54,7 +54,7 @@
           <w:i/>
           <w:sz w:val="28"/>
         </w:rPr>
-        <w:t>System Administrator Guide</w:t>
+        <w:t>System Administrator Operations Manual</w:t>
       </w:r>
     </w:p>
     <w:p/>
@@ -71,7 +71,7 @@
         <w:rPr>
           <w:sz w:val="24"/>
         </w:rPr>
-        <w:t>الإصدار 1.0  |  يونيو 2026</w:t>
+        <w:t>الإصدار 2.0  |  يونيو 2026  |  دليل تشغيلي مؤسسي</w:t>
       </w:r>
     </w:p>
     <w:p>
@@ -126,7 +126,7 @@
         <w:rPr>
           <w:sz w:val="24"/>
         </w:rPr>
-        <w:t>2. إدارة المستخدمين</w:t>
+        <w:t>2. SOP-01: إنشاء سنة أكاديمية جديدة</w:t>
       </w:r>
     </w:p>
     <w:p>
@@ -138,7 +138,7 @@
         <w:rPr>
           <w:sz w:val="24"/>
         </w:rPr>
-        <w:t>3. إدارة الحسابات</w:t>
+        <w:t>3. SOP-02: فتح فصل دراسي</w:t>
       </w:r>
     </w:p>
     <w:p>
@@ -150,7 +150,7 @@
         <w:rPr>
           <w:sz w:val="24"/>
         </w:rPr>
-        <w:t>4. إدارة أعضاء هيئة التدريس</w:t>
+        <w:t>4. SOP-03: إغلاق فصل دراسي</w:t>
       </w:r>
     </w:p>
     <w:p>
@@ -162,7 +162,7 @@
         <w:rPr>
           <w:sz w:val="24"/>
         </w:rPr>
-        <w:t>5. إدارة الموظفين</w:t>
+        <w:t>5. SOP-04: إنشاء حساب إداري</w:t>
       </w:r>
     </w:p>
     <w:p>
@@ -174,7 +174,7 @@
         <w:rPr>
           <w:sz w:val="24"/>
         </w:rPr>
-        <w:t>6. إدارة الأدوار</w:t>
+        <w:t>6. SOP-05: إسناد دور</w:t>
       </w:r>
     </w:p>
     <w:p>
@@ -186,7 +186,7 @@
         <w:rPr>
           <w:sz w:val="24"/>
         </w:rPr>
-        <w:t>7. إدارة الاستيراد</w:t>
+        <w:t>7. SOP-06: النسخ الاحتياطي</w:t>
       </w:r>
     </w:p>
     <w:p>
@@ -198,7 +198,7 @@
         <w:rPr>
           <w:sz w:val="24"/>
         </w:rPr>
-        <w:t>8. مراقبة الأداء</w:t>
+        <w:t>8. SOP-07: استعادة البيانات</w:t>
       </w:r>
     </w:p>
     <w:p>
@@ -210,7 +210,7 @@
         <w:rPr>
           <w:sz w:val="24"/>
         </w:rPr>
-        <w:t>9. السجلات Audit Logs</w:t>
+        <w:t>9. SOP-08: معالجة أخطاء الاستيراد</w:t>
       </w:r>
     </w:p>
     <w:p>
@@ -222,7 +222,7 @@
         <w:rPr>
           <w:sz w:val="24"/>
         </w:rPr>
-        <w:t>10. النسخ الاحتياطي</w:t>
+        <w:t>10. SOP-09: مراجعة Audit Logs</w:t>
       </w:r>
     </w:p>
     <w:p>
@@ -234,7 +234,7 @@
         <w:rPr>
           <w:sz w:val="24"/>
         </w:rPr>
-        <w:t>11. استعادة البيانات</w:t>
+        <w:t>11. SOP-10: إدارة الأداء</w:t>
       </w:r>
     </w:p>
     <w:p>
@@ -246,7 +246,31 @@
         <w:rPr>
           <w:sz w:val="24"/>
         </w:rPr>
-        <w:t>12. إدارة السنة الأكاديمية</w:t>
+        <w:t>12. إدارة المستخدمين والأدوار</w:t>
+      </w:r>
+    </w:p>
+    <w:p>
+      <w:pPr>
+        <w:bidi/>
+        <w:jc w:val="right"/>
+      </w:pPr>
+      <w:r>
+        <w:rPr>
+          <w:sz w:val="24"/>
+        </w:rPr>
+        <w:t>13. مراقبة الأداء</w:t>
+      </w:r>
+    </w:p>
+    <w:p>
+      <w:pPr>
+        <w:bidi/>
+        <w:jc w:val="right"/>
+      </w:pPr>
+      <w:r>
+        <w:rPr>
+          <w:sz w:val="24"/>
+        </w:rPr>
+        <w:t>14. الملاحق</w:t>
       </w:r>
     </w:p>
     <w:p>
@@ -277,7 +301,19 @@
         <w:rPr>
           <w:sz w:val="24"/>
         </w:rPr>
-        <w:t>هذا الدليل موجه لمدير النظام (system_admin) المسؤول عن صيانة وإدارة البوابة.</w:t>
+        <w:t>يضم هذا الدليل إجراءات تشغيل معيارية (SOPs) لمدير النظام والإداريين.</w:t>
+      </w:r>
+    </w:p>
+    <w:p>
+      <w:pPr>
+        <w:bidi/>
+        <w:jc w:val="right"/>
+      </w:pPr>
+      <w:r>
+        <w:rPr>
+          <w:sz w:val="24"/>
+        </w:rPr>
+        <w:t>كل إجراء مكتوب بصيغة: الهدف، المتطلبات، الخطوات، النتيجة المتوقعة، الأخطاء المحتملة.</w:t>
       </w:r>
     </w:p>
     <w:p>
@@ -291,7 +327,21 @@
           <w:color w:val="1F3A5F"/>
           <w:sz w:val="40"/>
         </w:rPr>
-        <w:t>2. إدارة المستخدمين</w:t>
+        <w:t>2. SOP-01: إنشاء سنة أكاديمية جديدة</w:t>
+      </w:r>
+    </w:p>
+    <w:p>
+      <w:pPr>
+        <w:bidi/>
+        <w:jc w:val="right"/>
+      </w:pPr>
+      <w:r>
+        <w:rPr>
+          <w:b/>
+          <w:color w:val="C0392B"/>
+          <w:sz w:val="30"/>
+        </w:rPr>
+        <w:t>الهدف</w:t>
       </w:r>
     </w:p>
     <w:p>
@@ -303,7 +353,191 @@
         <w:rPr>
           <w:sz w:val="24"/>
         </w:rPr>
-        <w:t>من /admin/users يمكن: إنشاء، تعديل، تعطيل، إعادة تعيين كلمة المرور.</w:t>
+        <w:t>تجهيز سنة أكاديمية جديدة قبل بداية العام الدراسي.</w:t>
+      </w:r>
+    </w:p>
+    <w:p>
+      <w:pPr>
+        <w:bidi/>
+        <w:jc w:val="right"/>
+      </w:pPr>
+      <w:r>
+        <w:rPr>
+          <w:b/>
+          <w:color w:val="C0392B"/>
+          <w:sz w:val="30"/>
+        </w:rPr>
+        <w:t>المتطلبات</w:t>
+      </w:r>
+    </w:p>
+    <w:p>
+      <w:pPr>
+        <w:bidi/>
+        <w:jc w:val="right"/>
+      </w:pPr>
+      <w:r>
+        <w:rPr>
+          <w:sz w:val="24"/>
+        </w:rPr>
+        <w:t>صلاحية system_admin أو admin. إكمال أرشفة السنة السابقة.</w:t>
+      </w:r>
+    </w:p>
+    <w:p>
+      <w:pPr>
+        <w:bidi/>
+        <w:jc w:val="right"/>
+      </w:pPr>
+      <w:r>
+        <w:rPr>
+          <w:b/>
+          <w:color w:val="C0392B"/>
+          <w:sz w:val="30"/>
+        </w:rPr>
+        <w:t>الخطوات</w:t>
+      </w:r>
+    </w:p>
+    <w:p>
+      <w:pPr>
+        <w:pStyle w:val="ListBullet"/>
+        <w:bidi/>
+        <w:jc w:val="right"/>
+      </w:pPr>
+      <w:r>
+        <w:rPr>
+          <w:sz w:val="24"/>
+        </w:rPr>
+        <w:t>1. /admin/academic-core ← 'سنة جديدة'.</w:t>
+      </w:r>
+    </w:p>
+    <w:p>
+      <w:pPr>
+        <w:pStyle w:val="ListBullet"/>
+        <w:bidi/>
+        <w:jc w:val="right"/>
+      </w:pPr>
+      <w:r>
+        <w:rPr>
+          <w:sz w:val="24"/>
+        </w:rPr>
+        <w:t>2. أدخل الاسم (مثل 2026-2027).</w:t>
+      </w:r>
+    </w:p>
+    <w:p>
+      <w:pPr>
+        <w:pStyle w:val="ListBullet"/>
+        <w:bidi/>
+        <w:jc w:val="right"/>
+      </w:pPr>
+      <w:r>
+        <w:rPr>
+          <w:sz w:val="24"/>
+        </w:rPr>
+        <w:t>3. حدد تاريخ البداية والنهاية.</w:t>
+      </w:r>
+    </w:p>
+    <w:p>
+      <w:pPr>
+        <w:pStyle w:val="ListBullet"/>
+        <w:bidi/>
+        <w:jc w:val="right"/>
+      </w:pPr>
+      <w:r>
+        <w:rPr>
+          <w:sz w:val="24"/>
+        </w:rPr>
+        <w:t>4. اضبط الحالة على 'مسودة'.</w:t>
+      </w:r>
+    </w:p>
+    <w:p>
+      <w:pPr>
+        <w:pStyle w:val="ListBullet"/>
+        <w:bidi/>
+        <w:jc w:val="right"/>
+      </w:pPr>
+      <w:r>
+        <w:rPr>
+          <w:sz w:val="24"/>
+        </w:rPr>
+        <w:t>5. أضف الفصلين first و second.</w:t>
+      </w:r>
+    </w:p>
+    <w:p>
+      <w:pPr>
+        <w:pStyle w:val="ListBullet"/>
+        <w:bidi/>
+        <w:jc w:val="right"/>
+      </w:pPr>
+      <w:r>
+        <w:rPr>
+          <w:sz w:val="24"/>
+        </w:rPr>
+        <w:t>6. فعّل السنة بعد اكتمال الإعداد.</w:t>
+      </w:r>
+    </w:p>
+    <w:p>
+      <w:pPr>
+        <w:bidi/>
+        <w:jc w:val="right"/>
+      </w:pPr>
+      <w:r>
+        <w:rPr>
+          <w:b/>
+          <w:color w:val="C0392B"/>
+          <w:sz w:val="30"/>
+        </w:rPr>
+        <w:t>النتيجة المتوقعة</w:t>
+      </w:r>
+    </w:p>
+    <w:p>
+      <w:pPr>
+        <w:bidi/>
+        <w:jc w:val="right"/>
+      </w:pPr>
+      <w:r>
+        <w:rPr>
+          <w:sz w:val="24"/>
+        </w:rPr>
+        <w:t>سنة أكاديمية نشطة مع فصلين جاهزين.</w:t>
+      </w:r>
+    </w:p>
+    <w:p>
+      <w:pPr>
+        <w:bidi/>
+        <w:jc w:val="right"/>
+      </w:pPr>
+      <w:r>
+        <w:rPr>
+          <w:b/>
+          <w:color w:val="C0392B"/>
+          <w:sz w:val="30"/>
+        </w:rPr>
+        <w:t>الأخطاء المحتملة</w:t>
+      </w:r>
+    </w:p>
+    <w:p>
+      <w:pPr>
+        <w:pStyle w:val="ListBullet"/>
+        <w:bidi/>
+        <w:jc w:val="right"/>
+      </w:pPr>
+      <w:r>
+        <w:rPr>
+          <w:sz w:val="24"/>
+        </w:rPr>
+        <w:t>تكرار اسم السنة → استخدم اسماً فريداً.</w:t>
+      </w:r>
+    </w:p>
+    <w:p>
+      <w:pPr>
+        <w:pStyle w:val="ListBullet"/>
+        <w:bidi/>
+        <w:jc w:val="right"/>
+      </w:pPr>
+      <w:r>
+        <w:rPr>
+          <w:sz w:val="24"/>
+        </w:rPr>
+        <w:t>تاريخ نهاية قبل البداية → راجع التواريخ.</w:t>
       </w:r>
     </w:p>
     <w:p>
@@ -317,7 +551,21 @@
           <w:color w:val="666666"/>
           <w:sz w:val="20"/>
         </w:rPr>
-        <w:t>[لقطة شاشة مطلوبة: /admin/users]</w:t>
+        <w:t>[لقطة شاشة مطلوبة: SOP-01 - إنشاء سنة أكاديمية جديدة]</w:t>
+      </w:r>
+    </w:p>
+    <w:p>
+      <w:pPr>
+        <w:bidi/>
+        <w:jc w:val="right"/>
+      </w:pPr>
+      <w:r>
+        <w:rPr>
+          <w:i/>
+          <w:color w:val="888888"/>
+          <w:sz w:val="18"/>
+        </w:rPr>
+        <w:t xml:space="preserve">    ↳ لقطة من الصفحة الإدارية المرتبطة</w:t>
       </w:r>
     </w:p>
     <w:p>
@@ -331,7 +579,7 @@
           <w:color w:val="1F3A5F"/>
           <w:sz w:val="40"/>
         </w:rPr>
-        <w:t>3. إدارة الحسابات</w:t>
+        <w:t>3. SOP-02: فتح فصل دراسي</w:t>
       </w:r>
     </w:p>
     <w:p>
@@ -345,7 +593,7 @@
           <w:color w:val="C0392B"/>
           <w:sz w:val="30"/>
         </w:rPr>
-        <w:t>3.1 حسابات الطلاب</w:t>
+        <w:t>الهدف</w:t>
       </w:r>
     </w:p>
     <w:p>
@@ -357,7 +605,7 @@
         <w:rPr>
           <w:sz w:val="24"/>
         </w:rPr>
-        <w:t>تُنشأ عبر قالب student_accounts بعد استيراد بيانات الطلاب.</w:t>
+        <w:t>بدء فصل دراسي جاهز للتسجيل.</w:t>
       </w:r>
     </w:p>
     <w:p>
@@ -371,7 +619,7 @@
           <w:color w:val="C0392B"/>
           <w:sz w:val="30"/>
         </w:rPr>
-        <w:t>3.2 حسابات أعضاء هيئة التدريس</w:t>
+        <w:t>المتطلبات</w:t>
       </w:r>
     </w:p>
     <w:p>
@@ -383,7 +631,7 @@
         <w:rPr>
           <w:sz w:val="24"/>
         </w:rPr>
-        <w:t>تُدار من /admin/faculty-accounts أو عبر قالب faculty_accounts.</w:t>
+        <w:t>وجود سنة أكاديمية نشطة. اكتمال الخطط الدراسية.</w:t>
       </w:r>
     </w:p>
     <w:p>
@@ -397,11 +645,12 @@
           <w:color w:val="C0392B"/>
           <w:sz w:val="30"/>
         </w:rPr>
-        <w:t>3.3 حسابات الموظفين</w:t>
+        <w:t>الخطوات</w:t>
       </w:r>
     </w:p>
     <w:p>
       <w:pPr>
+        <w:pStyle w:val="ListBullet"/>
         <w:bidi/>
         <w:jc w:val="right"/>
       </w:pPr>
@@ -409,7 +658,166 @@
         <w:rPr>
           <w:sz w:val="24"/>
         </w:rPr>
-        <w:t>تُدار من /admin/staff-management.</w:t>
+        <w:t>1. /admin/academic-core ← اختر السنة النشطة.</w:t>
+      </w:r>
+    </w:p>
+    <w:p>
+      <w:pPr>
+        <w:pStyle w:val="ListBullet"/>
+        <w:bidi/>
+        <w:jc w:val="right"/>
+      </w:pPr>
+      <w:r>
+        <w:rPr>
+          <w:sz w:val="24"/>
+        </w:rPr>
+        <w:t>2. اختر الفصل (first/second).</w:t>
+      </w:r>
+    </w:p>
+    <w:p>
+      <w:pPr>
+        <w:pStyle w:val="ListBullet"/>
+        <w:bidi/>
+        <w:jc w:val="right"/>
+      </w:pPr>
+      <w:r>
+        <w:rPr>
+          <w:sz w:val="24"/>
+        </w:rPr>
+        <w:t>3. اضبط الحالة على 'مفتوح للتسجيل'.</w:t>
+      </w:r>
+    </w:p>
+    <w:p>
+      <w:pPr>
+        <w:pStyle w:val="ListBullet"/>
+        <w:bidi/>
+        <w:jc w:val="right"/>
+      </w:pPr>
+      <w:r>
+        <w:rPr>
+          <w:sz w:val="24"/>
+        </w:rPr>
+        <w:t>4. أنشئ course_offerings.</w:t>
+      </w:r>
+    </w:p>
+    <w:p>
+      <w:pPr>
+        <w:pStyle w:val="ListBullet"/>
+        <w:bidi/>
+        <w:jc w:val="right"/>
+      </w:pPr>
+      <w:r>
+        <w:rPr>
+          <w:sz w:val="24"/>
+        </w:rPr>
+        <w:t>5. وزّع الشعب من /admin/schedules.</w:t>
+      </w:r>
+    </w:p>
+    <w:p>
+      <w:pPr>
+        <w:pStyle w:val="ListBullet"/>
+        <w:bidi/>
+        <w:jc w:val="right"/>
+      </w:pPr>
+      <w:r>
+        <w:rPr>
+          <w:sz w:val="24"/>
+        </w:rPr>
+        <w:t>6. أعلن فتح التسجيل للطلاب.</w:t>
+      </w:r>
+    </w:p>
+    <w:p>
+      <w:pPr>
+        <w:bidi/>
+        <w:jc w:val="right"/>
+      </w:pPr>
+      <w:r>
+        <w:rPr>
+          <w:b/>
+          <w:color w:val="C0392B"/>
+          <w:sz w:val="30"/>
+        </w:rPr>
+        <w:t>النتيجة المتوقعة</w:t>
+      </w:r>
+    </w:p>
+    <w:p>
+      <w:pPr>
+        <w:bidi/>
+        <w:jc w:val="right"/>
+      </w:pPr>
+      <w:r>
+        <w:rPr>
+          <w:sz w:val="24"/>
+        </w:rPr>
+        <w:t>فصل دراسي مفتوح وعروض مقررات منشورة.</w:t>
+      </w:r>
+    </w:p>
+    <w:p>
+      <w:pPr>
+        <w:bidi/>
+        <w:jc w:val="right"/>
+      </w:pPr>
+      <w:r>
+        <w:rPr>
+          <w:b/>
+          <w:color w:val="C0392B"/>
+          <w:sz w:val="30"/>
+        </w:rPr>
+        <w:t>الأخطاء المحتملة</w:t>
+      </w:r>
+    </w:p>
+    <w:p>
+      <w:pPr>
+        <w:pStyle w:val="ListBullet"/>
+        <w:bidi/>
+        <w:jc w:val="right"/>
+      </w:pPr>
+      <w:r>
+        <w:rPr>
+          <w:sz w:val="24"/>
+        </w:rPr>
+        <w:t>لا توجد عروض مقررات → نفّذ /admin/course-offerings.</w:t>
+      </w:r>
+    </w:p>
+    <w:p>
+      <w:pPr>
+        <w:pStyle w:val="ListBullet"/>
+        <w:bidi/>
+        <w:jc w:val="right"/>
+      </w:pPr>
+      <w:r>
+        <w:rPr>
+          <w:sz w:val="24"/>
+        </w:rPr>
+        <w:t>تعارض قاعات → راجع /admin/schedules.</w:t>
+      </w:r>
+    </w:p>
+    <w:p>
+      <w:pPr>
+        <w:bidi/>
+        <w:jc w:val="right"/>
+      </w:pPr>
+      <w:r>
+        <w:rPr>
+          <w:i/>
+          <w:color w:val="666666"/>
+          <w:sz w:val="20"/>
+        </w:rPr>
+        <w:t>[لقطة شاشة مطلوبة: SOP-02 - فتح فصل دراسي]</w:t>
+      </w:r>
+    </w:p>
+    <w:p>
+      <w:pPr>
+        <w:bidi/>
+        <w:jc w:val="right"/>
+      </w:pPr>
+      <w:r>
+        <w:rPr>
+          <w:i/>
+          <w:color w:val="888888"/>
+          <w:sz w:val="18"/>
+        </w:rPr>
+        <w:t xml:space="preserve">    ↳ لقطة من الصفحة الإدارية المرتبطة</w:t>
       </w:r>
     </w:p>
     <w:p>
@@ -423,12 +831,25 @@
           <w:color w:val="1F3A5F"/>
           <w:sz w:val="40"/>
         </w:rPr>
-        <w:t>4. إدارة أعضاء هيئة التدريس</w:t>
+        <w:t>4. SOP-03: إغلاق فصل دراسي</w:t>
       </w:r>
     </w:p>
     <w:p>
       <w:pPr>
-        <w:pStyle w:val="ListBullet"/>
+        <w:bidi/>
+        <w:jc w:val="right"/>
+      </w:pPr>
+      <w:r>
+        <w:rPr>
+          <w:b/>
+          <w:color w:val="C0392B"/>
+          <w:sz w:val="30"/>
+        </w:rPr>
+        <w:t>الهدف</w:t>
+      </w:r>
+    </w:p>
+    <w:p>
+      <w:pPr>
         <w:bidi/>
         <w:jc w:val="right"/>
       </w:pPr>
@@ -436,12 +857,25 @@
         <w:rPr>
           <w:sz w:val="24"/>
         </w:rPr>
-        <w:t>/admin/faculty - العرض العام</w:t>
+        <w:t>إغلاق رسمي للفصل بعد اعتماد الدرجات.</w:t>
       </w:r>
     </w:p>
     <w:p>
       <w:pPr>
-        <w:pStyle w:val="ListBullet"/>
+        <w:bidi/>
+        <w:jc w:val="right"/>
+      </w:pPr>
+      <w:r>
+        <w:rPr>
+          <w:b/>
+          <w:color w:val="C0392B"/>
+          <w:sz w:val="30"/>
+        </w:rPr>
+        <w:t>المتطلبات</w:t>
+      </w:r>
+    </w:p>
+    <w:p>
+      <w:pPr>
         <w:bidi/>
         <w:jc w:val="right"/>
       </w:pPr>
@@ -449,7 +883,21 @@
         <w:rPr>
           <w:sz w:val="24"/>
         </w:rPr>
-        <w:t>/admin/faculty-management - الإدارة التفصيلية</w:t>
+        <w:t>اكتمال إدخال جميع الدرجات. اعتماد رؤساء الأقسام.</w:t>
+      </w:r>
+    </w:p>
+    <w:p>
+      <w:pPr>
+        <w:bidi/>
+        <w:jc w:val="right"/>
+      </w:pPr>
+      <w:r>
+        <w:rPr>
+          <w:b/>
+          <w:color w:val="C0392B"/>
+          <w:sz w:val="30"/>
+        </w:rPr>
+        <w:t>الخطوات</w:t>
       </w:r>
     </w:p>
     <w:p>
@@ -462,7 +910,153 @@
         <w:rPr>
           <w:sz w:val="24"/>
         </w:rPr>
-        <w:t>/admin/faculty-accounts - الحسابات والبريد</w:t>
+        <w:t>1. تأكد من اكتمال grades في /admin/grades.</w:t>
+      </w:r>
+    </w:p>
+    <w:p>
+      <w:pPr>
+        <w:pStyle w:val="ListBullet"/>
+        <w:bidi/>
+        <w:jc w:val="right"/>
+      </w:pPr>
+      <w:r>
+        <w:rPr>
+          <w:sz w:val="24"/>
+        </w:rPr>
+        <w:t>2. أصدر كشوف الدرجات من /admin/transcripts.</w:t>
+      </w:r>
+    </w:p>
+    <w:p>
+      <w:pPr>
+        <w:pStyle w:val="ListBullet"/>
+        <w:bidi/>
+        <w:jc w:val="right"/>
+      </w:pPr>
+      <w:r>
+        <w:rPr>
+          <w:sz w:val="24"/>
+        </w:rPr>
+        <w:t>3. حدّث حالة الطلاب (ناجح/راسب).</w:t>
+      </w:r>
+    </w:p>
+    <w:p>
+      <w:pPr>
+        <w:pStyle w:val="ListBullet"/>
+        <w:bidi/>
+        <w:jc w:val="right"/>
+      </w:pPr>
+      <w:r>
+        <w:rPr>
+          <w:sz w:val="24"/>
+        </w:rPr>
+        <w:t>4. اضبط الفصل على 'مغلق'.</w:t>
+      </w:r>
+    </w:p>
+    <w:p>
+      <w:pPr>
+        <w:pStyle w:val="ListBullet"/>
+        <w:bidi/>
+        <w:jc w:val="right"/>
+      </w:pPr>
+      <w:r>
+        <w:rPr>
+          <w:sz w:val="24"/>
+        </w:rPr>
+        <w:t>5. أنشئ نسخة احتياطية كاملة.</w:t>
+      </w:r>
+    </w:p>
+    <w:p>
+      <w:pPr>
+        <w:bidi/>
+        <w:jc w:val="right"/>
+      </w:pPr>
+      <w:r>
+        <w:rPr>
+          <w:b/>
+          <w:color w:val="C0392B"/>
+          <w:sz w:val="30"/>
+        </w:rPr>
+        <w:t>النتيجة المتوقعة</w:t>
+      </w:r>
+    </w:p>
+    <w:p>
+      <w:pPr>
+        <w:bidi/>
+        <w:jc w:val="right"/>
+      </w:pPr>
+      <w:r>
+        <w:rPr>
+          <w:sz w:val="24"/>
+        </w:rPr>
+        <w:t>فصل مؤرشف مع كشوف صادرة.</w:t>
+      </w:r>
+    </w:p>
+    <w:p>
+      <w:pPr>
+        <w:bidi/>
+        <w:jc w:val="right"/>
+      </w:pPr>
+      <w:r>
+        <w:rPr>
+          <w:b/>
+          <w:color w:val="C0392B"/>
+          <w:sz w:val="30"/>
+        </w:rPr>
+        <w:t>الأخطاء المحتملة</w:t>
+      </w:r>
+    </w:p>
+    <w:p>
+      <w:pPr>
+        <w:pStyle w:val="ListBullet"/>
+        <w:bidi/>
+        <w:jc w:val="right"/>
+      </w:pPr>
+      <w:r>
+        <w:rPr>
+          <w:sz w:val="24"/>
+        </w:rPr>
+        <w:t>درجات ناقصة → لا تغلق قبل المراجعة.</w:t>
+      </w:r>
+    </w:p>
+    <w:p>
+      <w:pPr>
+        <w:pStyle w:val="ListBullet"/>
+        <w:bidi/>
+        <w:jc w:val="right"/>
+      </w:pPr>
+      <w:r>
+        <w:rPr>
+          <w:sz w:val="24"/>
+        </w:rPr>
+        <w:t>طلبات معلقة → معالجتها أولاً.</w:t>
+      </w:r>
+    </w:p>
+    <w:p>
+      <w:pPr>
+        <w:bidi/>
+        <w:jc w:val="right"/>
+      </w:pPr>
+      <w:r>
+        <w:rPr>
+          <w:i/>
+          <w:color w:val="666666"/>
+          <w:sz w:val="20"/>
+        </w:rPr>
+        <w:t>[لقطة شاشة مطلوبة: SOP-03 - إغلاق فصل دراسي]</w:t>
+      </w:r>
+    </w:p>
+    <w:p>
+      <w:pPr>
+        <w:bidi/>
+        <w:jc w:val="right"/>
+      </w:pPr>
+      <w:r>
+        <w:rPr>
+          <w:i/>
+          <w:color w:val="888888"/>
+          <w:sz w:val="18"/>
+        </w:rPr>
+        <w:t xml:space="preserve">    ↳ لقطة من الصفحة الإدارية المرتبطة</w:t>
       </w:r>
     </w:p>
     <w:p>
@@ -476,7 +1070,21 @@
           <w:color w:val="1F3A5F"/>
           <w:sz w:val="40"/>
         </w:rPr>
-        <w:t>5. إدارة الموظفين</w:t>
+        <w:t>5. SOP-04: إنشاء حساب إداري</w:t>
+      </w:r>
+    </w:p>
+    <w:p>
+      <w:pPr>
+        <w:bidi/>
+        <w:jc w:val="right"/>
+      </w:pPr>
+      <w:r>
+        <w:rPr>
+          <w:b/>
+          <w:color w:val="C0392B"/>
+          <w:sz w:val="30"/>
+        </w:rPr>
+        <w:t>الهدف</w:t>
       </w:r>
     </w:p>
     <w:p>
@@ -488,7 +1096,206 @@
         <w:rPr>
           <w:sz w:val="24"/>
         </w:rPr>
-        <w:t>من /admin/staff-management يتم إدارة بيانات الموظفين الإداريين.</w:t>
+        <w:t>منح حق وصول لموظف إداري جديد.</w:t>
+      </w:r>
+    </w:p>
+    <w:p>
+      <w:pPr>
+        <w:bidi/>
+        <w:jc w:val="right"/>
+      </w:pPr>
+      <w:r>
+        <w:rPr>
+          <w:b/>
+          <w:color w:val="C0392B"/>
+          <w:sz w:val="30"/>
+        </w:rPr>
+        <w:t>المتطلبات</w:t>
+      </w:r>
+    </w:p>
+    <w:p>
+      <w:pPr>
+        <w:bidi/>
+        <w:jc w:val="right"/>
+      </w:pPr>
+      <w:r>
+        <w:rPr>
+          <w:sz w:val="24"/>
+        </w:rPr>
+        <w:t>صلاحية إنشاء مستخدمين. بريد إلكتروني رسمي للموظف.</w:t>
+      </w:r>
+    </w:p>
+    <w:p>
+      <w:pPr>
+        <w:bidi/>
+        <w:jc w:val="right"/>
+      </w:pPr>
+      <w:r>
+        <w:rPr>
+          <w:b/>
+          <w:color w:val="C0392B"/>
+          <w:sz w:val="30"/>
+        </w:rPr>
+        <w:t>الخطوات</w:t>
+      </w:r>
+    </w:p>
+    <w:p>
+      <w:pPr>
+        <w:pStyle w:val="ListBullet"/>
+        <w:bidi/>
+        <w:jc w:val="right"/>
+      </w:pPr>
+      <w:r>
+        <w:rPr>
+          <w:sz w:val="24"/>
+        </w:rPr>
+        <w:t>1. /admin/users ← 'مستخدم جديد'.</w:t>
+      </w:r>
+    </w:p>
+    <w:p>
+      <w:pPr>
+        <w:pStyle w:val="ListBullet"/>
+        <w:bidi/>
+        <w:jc w:val="right"/>
+      </w:pPr>
+      <w:r>
+        <w:rPr>
+          <w:sz w:val="24"/>
+        </w:rPr>
+        <w:t>2. أدخل البريد الرسمي وكلمة المرور المبدئية.</w:t>
+      </w:r>
+    </w:p>
+    <w:p>
+      <w:pPr>
+        <w:pStyle w:val="ListBullet"/>
+        <w:bidi/>
+        <w:jc w:val="right"/>
+      </w:pPr>
+      <w:r>
+        <w:rPr>
+          <w:sz w:val="24"/>
+        </w:rPr>
+        <w:t>3. فعّل 'إجبار تغيير كلمة المرور'.</w:t>
+      </w:r>
+    </w:p>
+    <w:p>
+      <w:pPr>
+        <w:pStyle w:val="ListBullet"/>
+        <w:bidi/>
+        <w:jc w:val="right"/>
+      </w:pPr>
+      <w:r>
+        <w:rPr>
+          <w:sz w:val="24"/>
+        </w:rPr>
+        <w:t>4. اذهب لـ /admin/user-roles.</w:t>
+      </w:r>
+    </w:p>
+    <w:p>
+      <w:pPr>
+        <w:pStyle w:val="ListBullet"/>
+        <w:bidi/>
+        <w:jc w:val="right"/>
+      </w:pPr>
+      <w:r>
+        <w:rPr>
+          <w:sz w:val="24"/>
+        </w:rPr>
+        <w:t>5. أسند الدور التنظيمي المناسب.</w:t>
+      </w:r>
+    </w:p>
+    <w:p>
+      <w:pPr>
+        <w:bidi/>
+        <w:jc w:val="right"/>
+      </w:pPr>
+      <w:r>
+        <w:rPr>
+          <w:b/>
+          <w:color w:val="C0392B"/>
+          <w:sz w:val="30"/>
+        </w:rPr>
+        <w:t>النتيجة المتوقعة</w:t>
+      </w:r>
+    </w:p>
+    <w:p>
+      <w:pPr>
+        <w:bidi/>
+        <w:jc w:val="right"/>
+      </w:pPr>
+      <w:r>
+        <w:rPr>
+          <w:sz w:val="24"/>
+        </w:rPr>
+        <w:t>حساب جاهز مع دور تنظيمي يربط تلقائياً بدور تشغيلي.</w:t>
+      </w:r>
+    </w:p>
+    <w:p>
+      <w:pPr>
+        <w:bidi/>
+        <w:jc w:val="right"/>
+      </w:pPr>
+      <w:r>
+        <w:rPr>
+          <w:b/>
+          <w:color w:val="C0392B"/>
+          <w:sz w:val="30"/>
+        </w:rPr>
+        <w:t>الأخطاء المحتملة</w:t>
+      </w:r>
+    </w:p>
+    <w:p>
+      <w:pPr>
+        <w:pStyle w:val="ListBullet"/>
+        <w:bidi/>
+        <w:jc w:val="right"/>
+      </w:pPr>
+      <w:r>
+        <w:rPr>
+          <w:sz w:val="24"/>
+        </w:rPr>
+        <w:t>البريد مكرر → استخدم بريداً آخر.</w:t>
+      </w:r>
+    </w:p>
+    <w:p>
+      <w:pPr>
+        <w:pStyle w:val="ListBullet"/>
+        <w:bidi/>
+        <w:jc w:val="right"/>
+      </w:pPr>
+      <w:r>
+        <w:rPr>
+          <w:sz w:val="24"/>
+        </w:rPr>
+        <w:t>الدور غير ظاهر → تحقق من /admin/roles.</w:t>
+      </w:r>
+    </w:p>
+    <w:p>
+      <w:pPr>
+        <w:bidi/>
+        <w:jc w:val="right"/>
+      </w:pPr>
+      <w:r>
+        <w:rPr>
+          <w:i/>
+          <w:color w:val="666666"/>
+          <w:sz w:val="20"/>
+        </w:rPr>
+        <w:t>[لقطة شاشة مطلوبة: SOP-04 - إنشاء حساب إداري]</w:t>
+      </w:r>
+    </w:p>
+    <w:p>
+      <w:pPr>
+        <w:bidi/>
+        <w:jc w:val="right"/>
+      </w:pPr>
+      <w:r>
+        <w:rPr>
+          <w:i/>
+          <w:color w:val="888888"/>
+          <w:sz w:val="18"/>
+        </w:rPr>
+        <w:t xml:space="preserve">    ↳ لقطة من الصفحة الإدارية المرتبطة</w:t>
       </w:r>
     </w:p>
     <w:p>
@@ -502,7 +1309,21 @@
           <w:color w:val="1F3A5F"/>
           <w:sz w:val="40"/>
         </w:rPr>
-        <w:t>6. إدارة الأدوار</w:t>
+        <w:t>6. SOP-05: إسناد دور</w:t>
+      </w:r>
+    </w:p>
+    <w:p>
+      <w:pPr>
+        <w:bidi/>
+        <w:jc w:val="right"/>
+      </w:pPr>
+      <w:r>
+        <w:rPr>
+          <w:b/>
+          <w:color w:val="C0392B"/>
+          <w:sz w:val="30"/>
+        </w:rPr>
+        <w:t>الهدف</w:t>
       </w:r>
     </w:p>
     <w:p>
@@ -514,12 +1335,25 @@
         <w:rPr>
           <w:sz w:val="24"/>
         </w:rPr>
-        <w:t>صفحتان رئيسيتان:</w:t>
+        <w:t>منح صلاحيات تشغيلية لمستخدم.</w:t>
       </w:r>
     </w:p>
     <w:p>
       <w:pPr>
-        <w:pStyle w:val="ListBullet"/>
+        <w:bidi/>
+        <w:jc w:val="right"/>
+      </w:pPr>
+      <w:r>
+        <w:rPr>
+          <w:b/>
+          <w:color w:val="C0392B"/>
+          <w:sz w:val="30"/>
+        </w:rPr>
+        <w:t>المتطلبات</w:t>
+      </w:r>
+    </w:p>
+    <w:p>
+      <w:pPr>
         <w:bidi/>
         <w:jc w:val="right"/>
       </w:pPr>
@@ -527,7 +1361,21 @@
         <w:rPr>
           <w:sz w:val="24"/>
         </w:rPr>
-        <w:t>/admin/roles - كتالوج الأدوار التنظيمية والربط بـ app_role.</w:t>
+        <w:t>وجود المستخدم. وجود الدور في roles_catalog.</w:t>
+      </w:r>
+    </w:p>
+    <w:p>
+      <w:pPr>
+        <w:bidi/>
+        <w:jc w:val="right"/>
+      </w:pPr>
+      <w:r>
+        <w:rPr>
+          <w:b/>
+          <w:color w:val="C0392B"/>
+          <w:sz w:val="30"/>
+        </w:rPr>
+        <w:t>الخطوات</w:t>
       </w:r>
     </w:p>
     <w:p>
@@ -540,7 +1388,1297 @@
         <w:rPr>
           <w:sz w:val="24"/>
         </w:rPr>
-        <w:t>/admin/user-roles - إسناد الأدوار للمستخدمين.</w:t>
+        <w:t>1. /admin/user-roles ← اختر المستخدم.</w:t>
+      </w:r>
+    </w:p>
+    <w:p>
+      <w:pPr>
+        <w:pStyle w:val="ListBullet"/>
+        <w:bidi/>
+        <w:jc w:val="right"/>
+      </w:pPr>
+      <w:r>
+        <w:rPr>
+          <w:sz w:val="24"/>
+        </w:rPr>
+        <w:t>2. اختر الدور من القائمة.</w:t>
+      </w:r>
+    </w:p>
+    <w:p>
+      <w:pPr>
+        <w:pStyle w:val="ListBullet"/>
+        <w:bidi/>
+        <w:jc w:val="right"/>
+      </w:pPr>
+      <w:r>
+        <w:rPr>
+          <w:sz w:val="24"/>
+        </w:rPr>
+        <w:t>3. اضغط 'إسناد'.</w:t>
+      </w:r>
+    </w:p>
+    <w:p>
+      <w:pPr>
+        <w:pStyle w:val="ListBullet"/>
+        <w:bidi/>
+        <w:jc w:val="right"/>
+      </w:pPr>
+      <w:r>
+        <w:rPr>
+          <w:sz w:val="24"/>
+        </w:rPr>
+        <w:t>4. تحقق من الـ badge الأخضر للدور التشغيلي.</w:t>
+      </w:r>
+    </w:p>
+    <w:p>
+      <w:pPr>
+        <w:pStyle w:val="ListBullet"/>
+        <w:bidi/>
+        <w:jc w:val="right"/>
+      </w:pPr>
+      <w:r>
+        <w:rPr>
+          <w:sz w:val="24"/>
+        </w:rPr>
+        <w:t>5. راجع audit_logs للتأكد.</w:t>
+      </w:r>
+    </w:p>
+    <w:p>
+      <w:pPr>
+        <w:bidi/>
+        <w:jc w:val="right"/>
+      </w:pPr>
+      <w:r>
+        <w:rPr>
+          <w:b/>
+          <w:color w:val="C0392B"/>
+          <w:sz w:val="30"/>
+        </w:rPr>
+        <w:t>النتيجة المتوقعة</w:t>
+      </w:r>
+    </w:p>
+    <w:p>
+      <w:pPr>
+        <w:bidi/>
+        <w:jc w:val="right"/>
+      </w:pPr>
+      <w:r>
+        <w:rPr>
+          <w:sz w:val="24"/>
+        </w:rPr>
+        <w:t>الدور التنظيمي مضاف، والدور التشغيلي مزامن في user_roles.</w:t>
+      </w:r>
+    </w:p>
+    <w:p>
+      <w:pPr>
+        <w:bidi/>
+        <w:jc w:val="right"/>
+      </w:pPr>
+      <w:r>
+        <w:rPr>
+          <w:b/>
+          <w:color w:val="C0392B"/>
+          <w:sz w:val="30"/>
+        </w:rPr>
+        <w:t>الأخطاء المحتملة</w:t>
+      </w:r>
+    </w:p>
+    <w:p>
+      <w:pPr>
+        <w:pStyle w:val="ListBullet"/>
+        <w:bidi/>
+        <w:jc w:val="right"/>
+      </w:pPr>
+      <w:r>
+        <w:rPr>
+          <w:sz w:val="24"/>
+        </w:rPr>
+        <w:t>دور 'وصفي فقط' → لا يمنح صلاحيات (مثل quality_*).</w:t>
+      </w:r>
+    </w:p>
+    <w:p>
+      <w:pPr>
+        <w:pStyle w:val="ListBullet"/>
+        <w:bidi/>
+        <w:jc w:val="right"/>
+      </w:pPr>
+      <w:r>
+        <w:rPr>
+          <w:sz w:val="24"/>
+        </w:rPr>
+        <w:t>تكرار الإسناد → النظام يمنع التكرار.</w:t>
+      </w:r>
+    </w:p>
+    <w:p>
+      <w:pPr>
+        <w:bidi/>
+        <w:jc w:val="right"/>
+      </w:pPr>
+      <w:r>
+        <w:rPr>
+          <w:i/>
+          <w:color w:val="666666"/>
+          <w:sz w:val="20"/>
+        </w:rPr>
+        <w:t>[لقطة شاشة مطلوبة: SOP-05 - إسناد دور]</w:t>
+      </w:r>
+    </w:p>
+    <w:p>
+      <w:pPr>
+        <w:bidi/>
+        <w:jc w:val="right"/>
+      </w:pPr>
+      <w:r>
+        <w:rPr>
+          <w:i/>
+          <w:color w:val="888888"/>
+          <w:sz w:val="18"/>
+        </w:rPr>
+        <w:t xml:space="preserve">    ↳ لقطة من الصفحة الإدارية المرتبطة</w:t>
+      </w:r>
+    </w:p>
+    <w:p>
+      <w:pPr>
+        <w:bidi/>
+        <w:jc w:val="right"/>
+      </w:pPr>
+      <w:r>
+        <w:rPr>
+          <w:b/>
+          <w:color w:val="1F3A5F"/>
+          <w:sz w:val="40"/>
+        </w:rPr>
+        <w:t>7. SOP-06: النسخ الاحتياطي</w:t>
+      </w:r>
+    </w:p>
+    <w:p>
+      <w:pPr>
+        <w:bidi/>
+        <w:jc w:val="right"/>
+      </w:pPr>
+      <w:r>
+        <w:rPr>
+          <w:b/>
+          <w:color w:val="C0392B"/>
+          <w:sz w:val="30"/>
+        </w:rPr>
+        <w:t>الهدف</w:t>
+      </w:r>
+    </w:p>
+    <w:p>
+      <w:pPr>
+        <w:bidi/>
+        <w:jc w:val="right"/>
+      </w:pPr>
+      <w:r>
+        <w:rPr>
+          <w:sz w:val="24"/>
+        </w:rPr>
+        <w:t>ضمان توفر نسخة قابلة للاستعادة.</w:t>
+      </w:r>
+    </w:p>
+    <w:p>
+      <w:pPr>
+        <w:bidi/>
+        <w:jc w:val="right"/>
+      </w:pPr>
+      <w:r>
+        <w:rPr>
+          <w:b/>
+          <w:color w:val="C0392B"/>
+          <w:sz w:val="30"/>
+        </w:rPr>
+        <w:t>المتطلبات</w:t>
+      </w:r>
+    </w:p>
+    <w:p>
+      <w:pPr>
+        <w:bidi/>
+        <w:jc w:val="right"/>
+      </w:pPr>
+      <w:r>
+        <w:rPr>
+          <w:sz w:val="24"/>
+        </w:rPr>
+        <w:t>صلاحية system_admin.</w:t>
+      </w:r>
+    </w:p>
+    <w:p>
+      <w:pPr>
+        <w:bidi/>
+        <w:jc w:val="right"/>
+      </w:pPr>
+      <w:r>
+        <w:rPr>
+          <w:b/>
+          <w:color w:val="C0392B"/>
+          <w:sz w:val="30"/>
+        </w:rPr>
+        <w:t>الخطوات</w:t>
+      </w:r>
+    </w:p>
+    <w:p>
+      <w:pPr>
+        <w:pStyle w:val="ListBullet"/>
+        <w:bidi/>
+        <w:jc w:val="right"/>
+      </w:pPr>
+      <w:r>
+        <w:rPr>
+          <w:sz w:val="24"/>
+        </w:rPr>
+        <w:t>1. /admin/backup-status ← تحقق من آخر نسخة.</w:t>
+      </w:r>
+    </w:p>
+    <w:p>
+      <w:pPr>
+        <w:pStyle w:val="ListBullet"/>
+        <w:bidi/>
+        <w:jc w:val="right"/>
+      </w:pPr>
+      <w:r>
+        <w:rPr>
+          <w:sz w:val="24"/>
+        </w:rPr>
+        <w:t>2. النسخ التلقائية يومية على مستوى Lovable Cloud.</w:t>
+      </w:r>
+    </w:p>
+    <w:p>
+      <w:pPr>
+        <w:pStyle w:val="ListBullet"/>
+        <w:bidi/>
+        <w:jc w:val="right"/>
+      </w:pPr>
+      <w:r>
+        <w:rPr>
+          <w:sz w:val="24"/>
+        </w:rPr>
+        <w:t>3. للنسخ اليدوي: صدّر البيانات الحرجة عبر CSV من الجداول الرئيسية.</w:t>
+      </w:r>
+    </w:p>
+    <w:p>
+      <w:pPr>
+        <w:pStyle w:val="ListBullet"/>
+        <w:bidi/>
+        <w:jc w:val="right"/>
+      </w:pPr>
+      <w:r>
+        <w:rPr>
+          <w:sz w:val="24"/>
+        </w:rPr>
+        <w:t>4. خزّن النسخ في موقع آمن خارج النظام.</w:t>
+      </w:r>
+    </w:p>
+    <w:p>
+      <w:pPr>
+        <w:pStyle w:val="ListBullet"/>
+        <w:bidi/>
+        <w:jc w:val="right"/>
+      </w:pPr>
+      <w:r>
+        <w:rPr>
+          <w:sz w:val="24"/>
+        </w:rPr>
+        <w:t>5. وثّق التاريخ في سجل النسخ.</w:t>
+      </w:r>
+    </w:p>
+    <w:p>
+      <w:pPr>
+        <w:bidi/>
+        <w:jc w:val="right"/>
+      </w:pPr>
+      <w:r>
+        <w:rPr>
+          <w:b/>
+          <w:color w:val="C0392B"/>
+          <w:sz w:val="30"/>
+        </w:rPr>
+        <w:t>النتيجة المتوقعة</w:t>
+      </w:r>
+    </w:p>
+    <w:p>
+      <w:pPr>
+        <w:bidi/>
+        <w:jc w:val="right"/>
+      </w:pPr>
+      <w:r>
+        <w:rPr>
+          <w:sz w:val="24"/>
+        </w:rPr>
+        <w:t>نسخة احتياطية حديثة جاهزة.</w:t>
+      </w:r>
+    </w:p>
+    <w:p>
+      <w:pPr>
+        <w:bidi/>
+        <w:jc w:val="right"/>
+      </w:pPr>
+      <w:r>
+        <w:rPr>
+          <w:b/>
+          <w:color w:val="C0392B"/>
+          <w:sz w:val="30"/>
+        </w:rPr>
+        <w:t>الأخطاء المحتملة</w:t>
+      </w:r>
+    </w:p>
+    <w:p>
+      <w:pPr>
+        <w:pStyle w:val="ListBullet"/>
+        <w:bidi/>
+        <w:jc w:val="right"/>
+      </w:pPr>
+      <w:r>
+        <w:rPr>
+          <w:sz w:val="24"/>
+        </w:rPr>
+        <w:t>فشل النسخ → تواصل مع الدعم الفني فوراً.</w:t>
+      </w:r>
+    </w:p>
+    <w:p>
+      <w:pPr>
+        <w:bidi/>
+        <w:jc w:val="right"/>
+      </w:pPr>
+      <w:r>
+        <w:rPr>
+          <w:i/>
+          <w:color w:val="666666"/>
+          <w:sz w:val="20"/>
+        </w:rPr>
+        <w:t>[لقطة شاشة مطلوبة: SOP-06 - النسخ الاحتياطي]</w:t>
+      </w:r>
+    </w:p>
+    <w:p>
+      <w:pPr>
+        <w:bidi/>
+        <w:jc w:val="right"/>
+      </w:pPr>
+      <w:r>
+        <w:rPr>
+          <w:i/>
+          <w:color w:val="888888"/>
+          <w:sz w:val="18"/>
+        </w:rPr>
+        <w:t xml:space="preserve">    ↳ لقطة من الصفحة الإدارية المرتبطة</w:t>
+      </w:r>
+    </w:p>
+    <w:p>
+      <w:pPr>
+        <w:bidi/>
+        <w:jc w:val="right"/>
+      </w:pPr>
+      <w:r>
+        <w:rPr>
+          <w:b/>
+          <w:color w:val="1F3A5F"/>
+          <w:sz w:val="40"/>
+        </w:rPr>
+        <w:t>8. SOP-07: استعادة البيانات</w:t>
+      </w:r>
+    </w:p>
+    <w:p>
+      <w:pPr>
+        <w:bidi/>
+        <w:jc w:val="right"/>
+      </w:pPr>
+      <w:r>
+        <w:rPr>
+          <w:b/>
+          <w:color w:val="C0392B"/>
+          <w:sz w:val="30"/>
+        </w:rPr>
+        <w:t>الهدف</w:t>
+      </w:r>
+    </w:p>
+    <w:p>
+      <w:pPr>
+        <w:bidi/>
+        <w:jc w:val="right"/>
+      </w:pPr>
+      <w:r>
+        <w:rPr>
+          <w:sz w:val="24"/>
+        </w:rPr>
+        <w:t>إعادة بيانات مفقودة أو تالفة.</w:t>
+      </w:r>
+    </w:p>
+    <w:p>
+      <w:pPr>
+        <w:bidi/>
+        <w:jc w:val="right"/>
+      </w:pPr>
+      <w:r>
+        <w:rPr>
+          <w:b/>
+          <w:color w:val="C0392B"/>
+          <w:sz w:val="30"/>
+        </w:rPr>
+        <w:t>المتطلبات</w:t>
+      </w:r>
+    </w:p>
+    <w:p>
+      <w:pPr>
+        <w:bidi/>
+        <w:jc w:val="right"/>
+      </w:pPr>
+      <w:r>
+        <w:rPr>
+          <w:sz w:val="24"/>
+        </w:rPr>
+        <w:t>صلاحية system_admin. تحديد نطاق الاستعادة.</w:t>
+      </w:r>
+    </w:p>
+    <w:p>
+      <w:pPr>
+        <w:bidi/>
+        <w:jc w:val="right"/>
+      </w:pPr>
+      <w:r>
+        <w:rPr>
+          <w:b/>
+          <w:color w:val="C0392B"/>
+          <w:sz w:val="30"/>
+        </w:rPr>
+        <w:t>الخطوات</w:t>
+      </w:r>
+    </w:p>
+    <w:p>
+      <w:pPr>
+        <w:pStyle w:val="ListBullet"/>
+        <w:bidi/>
+        <w:jc w:val="right"/>
+      </w:pPr>
+      <w:r>
+        <w:rPr>
+          <w:sz w:val="24"/>
+        </w:rPr>
+        <w:t>1. حدد البيانات المطلوب استعادتها.</w:t>
+      </w:r>
+    </w:p>
+    <w:p>
+      <w:pPr>
+        <w:pStyle w:val="ListBullet"/>
+        <w:bidi/>
+        <w:jc w:val="right"/>
+      </w:pPr>
+      <w:r>
+        <w:rPr>
+          <w:sz w:val="24"/>
+        </w:rPr>
+        <w:t>2. تواصل مع فريق الدعم الفني للنظام.</w:t>
+      </w:r>
+    </w:p>
+    <w:p>
+      <w:pPr>
+        <w:pStyle w:val="ListBullet"/>
+        <w:bidi/>
+        <w:jc w:val="right"/>
+      </w:pPr>
+      <w:r>
+        <w:rPr>
+          <w:sz w:val="24"/>
+        </w:rPr>
+        <w:t>3. حدد نقطة الاستعادة الزمنية.</w:t>
+      </w:r>
+    </w:p>
+    <w:p>
+      <w:pPr>
+        <w:pStyle w:val="ListBullet"/>
+        <w:bidi/>
+        <w:jc w:val="right"/>
+      </w:pPr>
+      <w:r>
+        <w:rPr>
+          <w:sz w:val="24"/>
+        </w:rPr>
+        <w:t>4. اختبر على بيئة منفصلة قبل التطبيق.</w:t>
+      </w:r>
+    </w:p>
+    <w:p>
+      <w:pPr>
+        <w:pStyle w:val="ListBullet"/>
+        <w:bidi/>
+        <w:jc w:val="right"/>
+      </w:pPr>
+      <w:r>
+        <w:rPr>
+          <w:sz w:val="24"/>
+        </w:rPr>
+        <w:t>5. وثّق العملية في audit_logs.</w:t>
+      </w:r>
+    </w:p>
+    <w:p>
+      <w:pPr>
+        <w:bidi/>
+        <w:jc w:val="right"/>
+      </w:pPr>
+      <w:r>
+        <w:rPr>
+          <w:b/>
+          <w:color w:val="C0392B"/>
+          <w:sz w:val="30"/>
+        </w:rPr>
+        <w:t>النتيجة المتوقعة</w:t>
+      </w:r>
+    </w:p>
+    <w:p>
+      <w:pPr>
+        <w:bidi/>
+        <w:jc w:val="right"/>
+      </w:pPr>
+      <w:r>
+        <w:rPr>
+          <w:sz w:val="24"/>
+        </w:rPr>
+        <w:t>البيانات مستعادة وموثقة.</w:t>
+      </w:r>
+    </w:p>
+    <w:p>
+      <w:pPr>
+        <w:bidi/>
+        <w:jc w:val="right"/>
+      </w:pPr>
+      <w:r>
+        <w:rPr>
+          <w:b/>
+          <w:color w:val="C0392B"/>
+          <w:sz w:val="30"/>
+        </w:rPr>
+        <w:t>الأخطاء المحتملة</w:t>
+      </w:r>
+    </w:p>
+    <w:p>
+      <w:pPr>
+        <w:pStyle w:val="ListBullet"/>
+        <w:bidi/>
+        <w:jc w:val="right"/>
+      </w:pPr>
+      <w:r>
+        <w:rPr>
+          <w:sz w:val="24"/>
+        </w:rPr>
+        <w:t>فقدان بيانات حديثة → كلما طال الانتظار قلّت فرص الاستعادة.</w:t>
+      </w:r>
+    </w:p>
+    <w:p>
+      <w:pPr>
+        <w:bidi/>
+        <w:jc w:val="right"/>
+      </w:pPr>
+      <w:r>
+        <w:rPr>
+          <w:i/>
+          <w:color w:val="666666"/>
+          <w:sz w:val="20"/>
+        </w:rPr>
+        <w:t>[لقطة شاشة مطلوبة: SOP-07 - استعادة البيانات]</w:t>
+      </w:r>
+    </w:p>
+    <w:p>
+      <w:pPr>
+        <w:bidi/>
+        <w:jc w:val="right"/>
+      </w:pPr>
+      <w:r>
+        <w:rPr>
+          <w:i/>
+          <w:color w:val="888888"/>
+          <w:sz w:val="18"/>
+        </w:rPr>
+        <w:t xml:space="preserve">    ↳ لقطة من الصفحة الإدارية المرتبطة</w:t>
+      </w:r>
+    </w:p>
+    <w:p>
+      <w:pPr>
+        <w:bidi/>
+        <w:jc w:val="right"/>
+      </w:pPr>
+      <w:r>
+        <w:rPr>
+          <w:b/>
+          <w:color w:val="1F3A5F"/>
+          <w:sz w:val="40"/>
+        </w:rPr>
+        <w:t>9. SOP-08: معالجة أخطاء الاستيراد</w:t>
+      </w:r>
+    </w:p>
+    <w:p>
+      <w:pPr>
+        <w:bidi/>
+        <w:jc w:val="right"/>
+      </w:pPr>
+      <w:r>
+        <w:rPr>
+          <w:b/>
+          <w:color w:val="C0392B"/>
+          <w:sz w:val="30"/>
+        </w:rPr>
+        <w:t>الهدف</w:t>
+      </w:r>
+    </w:p>
+    <w:p>
+      <w:pPr>
+        <w:bidi/>
+        <w:jc w:val="right"/>
+      </w:pPr>
+      <w:r>
+        <w:rPr>
+          <w:sz w:val="24"/>
+        </w:rPr>
+        <w:t>تشخيص ومعالجة ملفات الاستيراد الفاشلة.</w:t>
+      </w:r>
+    </w:p>
+    <w:p>
+      <w:pPr>
+        <w:bidi/>
+        <w:jc w:val="right"/>
+      </w:pPr>
+      <w:r>
+        <w:rPr>
+          <w:b/>
+          <w:color w:val="C0392B"/>
+          <w:sz w:val="30"/>
+        </w:rPr>
+        <w:t>المتطلبات</w:t>
+      </w:r>
+    </w:p>
+    <w:p>
+      <w:pPr>
+        <w:bidi/>
+        <w:jc w:val="right"/>
+      </w:pPr>
+      <w:r>
+        <w:rPr>
+          <w:sz w:val="24"/>
+        </w:rPr>
+        <w:t>تقرير الخطأ من /admin/imports أو import_logs.</w:t>
+      </w:r>
+    </w:p>
+    <w:p>
+      <w:pPr>
+        <w:bidi/>
+        <w:jc w:val="right"/>
+      </w:pPr>
+      <w:r>
+        <w:rPr>
+          <w:b/>
+          <w:color w:val="C0392B"/>
+          <w:sz w:val="30"/>
+        </w:rPr>
+        <w:t>الخطوات</w:t>
+      </w:r>
+    </w:p>
+    <w:p>
+      <w:pPr>
+        <w:pStyle w:val="ListBullet"/>
+        <w:bidi/>
+        <w:jc w:val="right"/>
+      </w:pPr>
+      <w:r>
+        <w:rPr>
+          <w:sz w:val="24"/>
+        </w:rPr>
+        <w:t>1. افتح /admin/imports ← آخر عملية فاشلة.</w:t>
+      </w:r>
+    </w:p>
+    <w:p>
+      <w:pPr>
+        <w:pStyle w:val="ListBullet"/>
+        <w:bidi/>
+        <w:jc w:val="right"/>
+      </w:pPr>
+      <w:r>
+        <w:rPr>
+          <w:sz w:val="24"/>
+        </w:rPr>
+        <w:t>2. اطلع على تقرير الأخطاء بالسطر والعمود.</w:t>
+      </w:r>
+    </w:p>
+    <w:p>
+      <w:pPr>
+        <w:pStyle w:val="ListBullet"/>
+        <w:bidi/>
+        <w:jc w:val="right"/>
+      </w:pPr>
+      <w:r>
+        <w:rPr>
+          <w:sz w:val="24"/>
+        </w:rPr>
+        <w:t>3. صحح الملف الأصلي في Excel/CSV.</w:t>
+      </w:r>
+    </w:p>
+    <w:p>
+      <w:pPr>
+        <w:pStyle w:val="ListBullet"/>
+        <w:bidi/>
+        <w:jc w:val="right"/>
+      </w:pPr>
+      <w:r>
+        <w:rPr>
+          <w:sz w:val="24"/>
+        </w:rPr>
+        <w:t>4. أعد رفعه واختبر Dry Run.</w:t>
+      </w:r>
+    </w:p>
+    <w:p>
+      <w:pPr>
+        <w:pStyle w:val="ListBullet"/>
+        <w:bidi/>
+        <w:jc w:val="right"/>
+      </w:pPr>
+      <w:r>
+        <w:rPr>
+          <w:sz w:val="24"/>
+        </w:rPr>
+        <w:t>5. عند النجاح، نفّذ الاستيراد الفعلي.</w:t>
+      </w:r>
+    </w:p>
+    <w:p>
+      <w:pPr>
+        <w:bidi/>
+        <w:jc w:val="right"/>
+      </w:pPr>
+      <w:r>
+        <w:rPr>
+          <w:b/>
+          <w:color w:val="C0392B"/>
+          <w:sz w:val="30"/>
+        </w:rPr>
+        <w:t>النتيجة المتوقعة</w:t>
+      </w:r>
+    </w:p>
+    <w:p>
+      <w:pPr>
+        <w:bidi/>
+        <w:jc w:val="right"/>
+      </w:pPr>
+      <w:r>
+        <w:rPr>
+          <w:sz w:val="24"/>
+        </w:rPr>
+        <w:t>ملف مستورد بنجاح بدون أخطاء.</w:t>
+      </w:r>
+    </w:p>
+    <w:p>
+      <w:pPr>
+        <w:bidi/>
+        <w:jc w:val="right"/>
+      </w:pPr>
+      <w:r>
+        <w:rPr>
+          <w:b/>
+          <w:color w:val="C0392B"/>
+          <w:sz w:val="30"/>
+        </w:rPr>
+        <w:t>الأخطاء المحتملة</w:t>
+      </w:r>
+    </w:p>
+    <w:p>
+      <w:pPr>
+        <w:pStyle w:val="ListBullet"/>
+        <w:bidi/>
+        <w:jc w:val="right"/>
+      </w:pPr>
+      <w:r>
+        <w:rPr>
+          <w:sz w:val="24"/>
+        </w:rPr>
+        <w:t>أخطاء مرجعية (departments not found) → استورد الأقسام أولاً.</w:t>
+      </w:r>
+    </w:p>
+    <w:p>
+      <w:pPr>
+        <w:pStyle w:val="ListBullet"/>
+        <w:bidi/>
+        <w:jc w:val="right"/>
+      </w:pPr>
+      <w:r>
+        <w:rPr>
+          <w:sz w:val="24"/>
+        </w:rPr>
+        <w:t>ترميز الملف → استخدم UTF-8.</w:t>
+      </w:r>
+    </w:p>
+    <w:p>
+      <w:pPr>
+        <w:bidi/>
+        <w:jc w:val="right"/>
+      </w:pPr>
+      <w:r>
+        <w:rPr>
+          <w:i/>
+          <w:color w:val="666666"/>
+          <w:sz w:val="20"/>
+        </w:rPr>
+        <w:t>[لقطة شاشة مطلوبة: SOP-08 - معالجة أخطاء الاستيراد]</w:t>
+      </w:r>
+    </w:p>
+    <w:p>
+      <w:pPr>
+        <w:bidi/>
+        <w:jc w:val="right"/>
+      </w:pPr>
+      <w:r>
+        <w:rPr>
+          <w:i/>
+          <w:color w:val="888888"/>
+          <w:sz w:val="18"/>
+        </w:rPr>
+        <w:t xml:space="preserve">    ↳ لقطة من الصفحة الإدارية المرتبطة</w:t>
+      </w:r>
+    </w:p>
+    <w:p>
+      <w:pPr>
+        <w:bidi/>
+        <w:jc w:val="right"/>
+      </w:pPr>
+      <w:r>
+        <w:rPr>
+          <w:b/>
+          <w:color w:val="1F3A5F"/>
+          <w:sz w:val="40"/>
+        </w:rPr>
+        <w:t>10. SOP-09: مراجعة Audit Logs</w:t>
+      </w:r>
+    </w:p>
+    <w:p>
+      <w:pPr>
+        <w:bidi/>
+        <w:jc w:val="right"/>
+      </w:pPr>
+      <w:r>
+        <w:rPr>
+          <w:b/>
+          <w:color w:val="C0392B"/>
+          <w:sz w:val="30"/>
+        </w:rPr>
+        <w:t>الهدف</w:t>
+      </w:r>
+    </w:p>
+    <w:p>
+      <w:pPr>
+        <w:bidi/>
+        <w:jc w:val="right"/>
+      </w:pPr>
+      <w:r>
+        <w:rPr>
+          <w:sz w:val="24"/>
+        </w:rPr>
+        <w:t>كشف العمليات الحساسة والشاذة.</w:t>
+      </w:r>
+    </w:p>
+    <w:p>
+      <w:pPr>
+        <w:bidi/>
+        <w:jc w:val="right"/>
+      </w:pPr>
+      <w:r>
+        <w:rPr>
+          <w:b/>
+          <w:color w:val="C0392B"/>
+          <w:sz w:val="30"/>
+        </w:rPr>
+        <w:t>المتطلبات</w:t>
+      </w:r>
+    </w:p>
+    <w:p>
+      <w:pPr>
+        <w:bidi/>
+        <w:jc w:val="right"/>
+      </w:pPr>
+      <w:r>
+        <w:rPr>
+          <w:sz w:val="24"/>
+        </w:rPr>
+        <w:t>صلاحية الاطلاع على audit_logs.</w:t>
+      </w:r>
+    </w:p>
+    <w:p>
+      <w:pPr>
+        <w:bidi/>
+        <w:jc w:val="right"/>
+      </w:pPr>
+      <w:r>
+        <w:rPr>
+          <w:b/>
+          <w:color w:val="C0392B"/>
+          <w:sz w:val="30"/>
+        </w:rPr>
+        <w:t>الخطوات</w:t>
+      </w:r>
+    </w:p>
+    <w:p>
+      <w:pPr>
+        <w:pStyle w:val="ListBullet"/>
+        <w:bidi/>
+        <w:jc w:val="right"/>
+      </w:pPr>
+      <w:r>
+        <w:rPr>
+          <w:sz w:val="24"/>
+        </w:rPr>
+        <w:t>1. /admin/audit-log ← فلتر بالتاريخ/المستخدم/الإجراء.</w:t>
+      </w:r>
+    </w:p>
+    <w:p>
+      <w:pPr>
+        <w:pStyle w:val="ListBullet"/>
+        <w:bidi/>
+        <w:jc w:val="right"/>
+      </w:pPr>
+      <w:r>
+        <w:rPr>
+          <w:sz w:val="24"/>
+        </w:rPr>
+        <w:t>2. ركز على: user_created, role_assigned, grade_modified, document_issued.</w:t>
+      </w:r>
+    </w:p>
+    <w:p>
+      <w:pPr>
+        <w:pStyle w:val="ListBullet"/>
+        <w:bidi/>
+        <w:jc w:val="right"/>
+      </w:pPr>
+      <w:r>
+        <w:rPr>
+          <w:sz w:val="24"/>
+        </w:rPr>
+        <w:t>3. صدّر التقرير الأسبوعي.</w:t>
+      </w:r>
+    </w:p>
+    <w:p>
+      <w:pPr>
+        <w:pStyle w:val="ListBullet"/>
+        <w:bidi/>
+        <w:jc w:val="right"/>
+      </w:pPr>
+      <w:r>
+        <w:rPr>
+          <w:sz w:val="24"/>
+        </w:rPr>
+        <w:t>4. أبلغ عن أي سلوك مريب.</w:t>
+      </w:r>
+    </w:p>
+    <w:p>
+      <w:pPr>
+        <w:bidi/>
+        <w:jc w:val="right"/>
+      </w:pPr>
+      <w:r>
+        <w:rPr>
+          <w:b/>
+          <w:color w:val="C0392B"/>
+          <w:sz w:val="30"/>
+        </w:rPr>
+        <w:t>النتيجة المتوقعة</w:t>
+      </w:r>
+    </w:p>
+    <w:p>
+      <w:pPr>
+        <w:bidi/>
+        <w:jc w:val="right"/>
+      </w:pPr>
+      <w:r>
+        <w:rPr>
+          <w:sz w:val="24"/>
+        </w:rPr>
+        <w:t>تقرير دوري للمراجعة.</w:t>
+      </w:r>
+    </w:p>
+    <w:p>
+      <w:pPr>
+        <w:bidi/>
+        <w:jc w:val="right"/>
+      </w:pPr>
+      <w:r>
+        <w:rPr>
+          <w:b/>
+          <w:color w:val="C0392B"/>
+          <w:sz w:val="30"/>
+        </w:rPr>
+        <w:t>الأخطاء المحتملة</w:t>
+      </w:r>
+    </w:p>
+    <w:p>
+      <w:pPr>
+        <w:pStyle w:val="ListBullet"/>
+        <w:bidi/>
+        <w:jc w:val="right"/>
+      </w:pPr>
+      <w:r>
+        <w:rPr>
+          <w:sz w:val="24"/>
+        </w:rPr>
+        <w:t>نقص سجلات → تحقق من تفعيل التدقيق على الجداول الحرجة.</w:t>
+      </w:r>
+    </w:p>
+    <w:p>
+      <w:pPr>
+        <w:bidi/>
+        <w:jc w:val="right"/>
+      </w:pPr>
+      <w:r>
+        <w:rPr>
+          <w:i/>
+          <w:color w:val="666666"/>
+          <w:sz w:val="20"/>
+        </w:rPr>
+        <w:t>[لقطة شاشة مطلوبة: SOP-09 - مراجعة Audit Logs]</w:t>
+      </w:r>
+    </w:p>
+    <w:p>
+      <w:pPr>
+        <w:bidi/>
+        <w:jc w:val="right"/>
+      </w:pPr>
+      <w:r>
+        <w:rPr>
+          <w:i/>
+          <w:color w:val="888888"/>
+          <w:sz w:val="18"/>
+        </w:rPr>
+        <w:t xml:space="preserve">    ↳ لقطة من الصفحة الإدارية المرتبطة</w:t>
+      </w:r>
+    </w:p>
+    <w:p>
+      <w:pPr>
+        <w:bidi/>
+        <w:jc w:val="right"/>
+      </w:pPr>
+      <w:r>
+        <w:rPr>
+          <w:b/>
+          <w:color w:val="1F3A5F"/>
+          <w:sz w:val="40"/>
+        </w:rPr>
+        <w:t>11. SOP-10: إدارة الأداء</w:t>
+      </w:r>
+    </w:p>
+    <w:p>
+      <w:pPr>
+        <w:bidi/>
+        <w:jc w:val="right"/>
+      </w:pPr>
+      <w:r>
+        <w:rPr>
+          <w:b/>
+          <w:color w:val="C0392B"/>
+          <w:sz w:val="30"/>
+        </w:rPr>
+        <w:t>الهدف</w:t>
+      </w:r>
+    </w:p>
+    <w:p>
+      <w:pPr>
+        <w:bidi/>
+        <w:jc w:val="right"/>
+      </w:pPr>
+      <w:r>
+        <w:rPr>
+          <w:sz w:val="24"/>
+        </w:rPr>
+        <w:t>ضمان استجابة النظام السريعة.</w:t>
+      </w:r>
+    </w:p>
+    <w:p>
+      <w:pPr>
+        <w:bidi/>
+        <w:jc w:val="right"/>
+      </w:pPr>
+      <w:r>
+        <w:rPr>
+          <w:b/>
+          <w:color w:val="C0392B"/>
+          <w:sz w:val="30"/>
+        </w:rPr>
+        <w:t>المتطلبات</w:t>
+      </w:r>
+    </w:p>
+    <w:p>
+      <w:pPr>
+        <w:bidi/>
+        <w:jc w:val="right"/>
+      </w:pPr>
+      <w:r>
+        <w:rPr>
+          <w:sz w:val="24"/>
+        </w:rPr>
+        <w:t>الوصول لـ /admin/system-readiness و /admin/executive-dashboard.</w:t>
+      </w:r>
+    </w:p>
+    <w:p>
+      <w:pPr>
+        <w:bidi/>
+        <w:jc w:val="right"/>
+      </w:pPr>
+      <w:r>
+        <w:rPr>
+          <w:b/>
+          <w:color w:val="C0392B"/>
+          <w:sz w:val="30"/>
+        </w:rPr>
+        <w:t>الخطوات</w:t>
+      </w:r>
+    </w:p>
+    <w:p>
+      <w:pPr>
+        <w:pStyle w:val="ListBullet"/>
+        <w:bidi/>
+        <w:jc w:val="right"/>
+      </w:pPr>
+      <w:r>
+        <w:rPr>
+          <w:sz w:val="24"/>
+        </w:rPr>
+        <w:t>1. راقب زمن الاستجابة يومياً.</w:t>
+      </w:r>
+    </w:p>
+    <w:p>
+      <w:pPr>
+        <w:pStyle w:val="ListBullet"/>
+        <w:bidi/>
+        <w:jc w:val="right"/>
+      </w:pPr>
+      <w:r>
+        <w:rPr>
+          <w:sz w:val="24"/>
+        </w:rPr>
+        <w:t>2. تابع slow queries في قاعدة البيانات.</w:t>
+      </w:r>
+    </w:p>
+    <w:p>
+      <w:pPr>
+        <w:pStyle w:val="ListBullet"/>
+        <w:bidi/>
+        <w:jc w:val="right"/>
+      </w:pPr>
+      <w:r>
+        <w:rPr>
+          <w:sz w:val="24"/>
+        </w:rPr>
+        <w:t>3. حدّث lazy routes عند الحاجة.</w:t>
+      </w:r>
+    </w:p>
+    <w:p>
+      <w:pPr>
+        <w:pStyle w:val="ListBullet"/>
+        <w:bidi/>
+        <w:jc w:val="right"/>
+      </w:pPr>
+      <w:r>
+        <w:rPr>
+          <w:sz w:val="24"/>
+        </w:rPr>
+        <w:t>4. أعد فهرسة الجداول الكبيرة دورياً.</w:t>
+      </w:r>
+    </w:p>
+    <w:p>
+      <w:pPr>
+        <w:pStyle w:val="ListBullet"/>
+        <w:bidi/>
+        <w:jc w:val="right"/>
+      </w:pPr>
+      <w:r>
+        <w:rPr>
+          <w:sz w:val="24"/>
+        </w:rPr>
+        <w:t>5. راجع cache headers على الأصول.</w:t>
+      </w:r>
+    </w:p>
+    <w:p>
+      <w:pPr>
+        <w:bidi/>
+        <w:jc w:val="right"/>
+      </w:pPr>
+      <w:r>
+        <w:rPr>
+          <w:b/>
+          <w:color w:val="C0392B"/>
+          <w:sz w:val="30"/>
+        </w:rPr>
+        <w:t>النتيجة المتوقعة</w:t>
+      </w:r>
+    </w:p>
+    <w:p>
+      <w:pPr>
+        <w:bidi/>
+        <w:jc w:val="right"/>
+      </w:pPr>
+      <w:r>
+        <w:rPr>
+          <w:sz w:val="24"/>
+        </w:rPr>
+        <w:t>نظام مستقر بزمن استجابة &lt; 2 ثانية.</w:t>
+      </w:r>
+    </w:p>
+    <w:p>
+      <w:pPr>
+        <w:bidi/>
+        <w:jc w:val="right"/>
+      </w:pPr>
+      <w:r>
+        <w:rPr>
+          <w:b/>
+          <w:color w:val="C0392B"/>
+          <w:sz w:val="30"/>
+        </w:rPr>
+        <w:t>الأخطاء المحتملة</w:t>
+      </w:r>
+    </w:p>
+    <w:p>
+      <w:pPr>
+        <w:pStyle w:val="ListBullet"/>
+        <w:bidi/>
+        <w:jc w:val="right"/>
+      </w:pPr>
+      <w:r>
+        <w:rPr>
+          <w:sz w:val="24"/>
+        </w:rPr>
+        <w:t>بطء عند الاستيراد الكبير → قسّم الملف إلى دفعات.</w:t>
+      </w:r>
+    </w:p>
+    <w:p>
+      <w:pPr>
+        <w:bidi/>
+        <w:jc w:val="right"/>
+      </w:pPr>
+      <w:r>
+        <w:rPr>
+          <w:i/>
+          <w:color w:val="666666"/>
+          <w:sz w:val="20"/>
+        </w:rPr>
+        <w:t>[لقطة شاشة مطلوبة: SOP-10 - إدارة الأداء]</w:t>
+      </w:r>
+    </w:p>
+    <w:p>
+      <w:pPr>
+        <w:bidi/>
+        <w:jc w:val="right"/>
+      </w:pPr>
+      <w:r>
+        <w:rPr>
+          <w:i/>
+          <w:color w:val="888888"/>
+          <w:sz w:val="18"/>
+        </w:rPr>
+        <w:t xml:space="preserve">    ↳ لقطة من الصفحة الإدارية المرتبطة</w:t>
+      </w:r>
+    </w:p>
+    <w:p>
+      <w:pPr>
+        <w:bidi/>
+        <w:jc w:val="right"/>
+      </w:pPr>
+      <w:r>
+        <w:rPr>
+          <w:b/>
+          <w:color w:val="1F3A5F"/>
+          <w:sz w:val="40"/>
+        </w:rPr>
+        <w:t>12. الجدول الكامل للأدوار</w:t>
       </w:r>
     </w:p>
     <w:tbl>
@@ -585,7 +2723,7 @@
               <w:rPr>
                 <w:b/>
               </w:rPr>
-              <w:t>الاسم</w:t>
+              <w:t>العربي</w:t>
             </w:r>
           </w:p>
         </w:tc>
@@ -1409,10 +3547,22 @@
       <w:r>
         <w:rPr>
           <w:b/>
-          <w:color w:val="B71C1C"/>
-          <w:sz w:val="22"/>
+          <w:color w:val="1F3A5F"/>
+          <w:sz w:val="40"/>
         </w:rPr>
-        <w:t>تحذير: الأدوار الموسومة 'وصفي فقط' (مثل quality_*) لا تمنح صلاحيات تنفيذية.</w:t>
+        <w:t>13. مراقبة الأداء</w:t>
+      </w:r>
+    </w:p>
+    <w:p>
+      <w:pPr>
+        <w:bidi/>
+        <w:jc w:val="right"/>
+      </w:pPr>
+      <w:r>
+        <w:rPr>
+          <w:sz w:val="24"/>
+        </w:rPr>
+        <w:t>راجع SOP-10 لتفاصيل المراقبة.</w:t>
       </w:r>
     </w:p>
     <w:p>
@@ -1426,299 +3576,237 @@
           <w:color w:val="1F3A5F"/>
           <w:sz w:val="40"/>
         </w:rPr>
-        <w:t>7. إدارة الاستيراد</w:t>
+        <w:t>14. الملاحق</w:t>
       </w:r>
     </w:p>
-    <w:p>
-      <w:pPr>
-        <w:bidi/>
-        <w:jc w:val="right"/>
-      </w:pPr>
-      <w:r>
-        <w:rPr>
-          <w:sz w:val="24"/>
-        </w:rPr>
-        <w:t>من /admin/imports يتم الوصول لجميع القوالب الـ17.</w:t>
-      </w:r>
-    </w:p>
-    <w:p>
-      <w:pPr>
-        <w:bidi/>
-        <w:jc w:val="right"/>
-      </w:pPr>
-      <w:r>
-        <w:rPr>
-          <w:i/>
-          <w:color w:val="0B5F0B"/>
-          <w:sz w:val="22"/>
-        </w:rPr>
-        <w:t>ملاحظة: كل عملية استيراد تُسجل في import_logs و audit_logs.</w:t>
-      </w:r>
-    </w:p>
-    <w:p>
-      <w:pPr>
-        <w:bidi/>
-        <w:jc w:val="right"/>
-      </w:pPr>
-      <w:r>
-        <w:rPr>
-          <w:b/>
-          <w:color w:val="1F3A5F"/>
-          <w:sz w:val="40"/>
-        </w:rPr>
-        <w:t>8. مراقبة الأداء</w:t>
-      </w:r>
-    </w:p>
-    <w:p>
-      <w:pPr>
-        <w:pStyle w:val="ListBullet"/>
-        <w:bidi/>
-        <w:jc w:val="right"/>
-      </w:pPr>
-      <w:r>
-        <w:rPr>
-          <w:sz w:val="24"/>
-        </w:rPr>
-        <w:t>/admin/executive-dashboard - مؤشرات تنفيذية.</w:t>
-      </w:r>
-    </w:p>
-    <w:p>
-      <w:pPr>
-        <w:pStyle w:val="ListBullet"/>
-        <w:bidi/>
-        <w:jc w:val="right"/>
-      </w:pPr>
-      <w:r>
-        <w:rPr>
-          <w:sz w:val="24"/>
-        </w:rPr>
-        <w:t>/admin/reports - تقارير تفصيلية.</w:t>
-      </w:r>
-    </w:p>
-    <w:p>
-      <w:pPr>
-        <w:pStyle w:val="ListBullet"/>
-        <w:bidi/>
-        <w:jc w:val="right"/>
-      </w:pPr>
-      <w:r>
-        <w:rPr>
-          <w:sz w:val="24"/>
-        </w:rPr>
-        <w:t>/admin/system-readiness - جاهزية النظام.</w:t>
-      </w:r>
-    </w:p>
-    <w:p>
-      <w:pPr>
-        <w:bidi/>
-        <w:jc w:val="right"/>
-      </w:pPr>
-      <w:r>
-        <w:rPr>
-          <w:b/>
-          <w:color w:val="1F3A5F"/>
-          <w:sz w:val="40"/>
-        </w:rPr>
-        <w:t>9. سجلات التدقيق (Audit Logs)</w:t>
-      </w:r>
-    </w:p>
-    <w:p>
-      <w:pPr>
-        <w:bidi/>
-        <w:jc w:val="right"/>
-      </w:pPr>
-      <w:r>
-        <w:rPr>
-          <w:sz w:val="24"/>
-        </w:rPr>
-        <w:t>من /admin/audit-log يتم استعراض جميع العمليات الحساسة:</w:t>
-      </w:r>
-    </w:p>
-    <w:p>
-      <w:pPr>
-        <w:pStyle w:val="ListBullet"/>
-        <w:bidi/>
-        <w:jc w:val="right"/>
-      </w:pPr>
-      <w:r>
-        <w:rPr>
-          <w:sz w:val="24"/>
-        </w:rPr>
-        <w:t>إنشاء/تعديل/حذف المستخدمين.</w:t>
-      </w:r>
-    </w:p>
-    <w:p>
-      <w:pPr>
-        <w:pStyle w:val="ListBullet"/>
-        <w:bidi/>
-        <w:jc w:val="right"/>
-      </w:pPr>
-      <w:r>
-        <w:rPr>
-          <w:sz w:val="24"/>
-        </w:rPr>
-        <w:t>إسناد وإزالة الأدوار.</w:t>
-      </w:r>
-    </w:p>
-    <w:p>
-      <w:pPr>
-        <w:pStyle w:val="ListBullet"/>
-        <w:bidi/>
-        <w:jc w:val="right"/>
-      </w:pPr>
-      <w:r>
-        <w:rPr>
-          <w:sz w:val="24"/>
-        </w:rPr>
-        <w:t>عمليات الاستيراد الجماعي.</w:t>
-      </w:r>
-    </w:p>
-    <w:p>
-      <w:pPr>
-        <w:pStyle w:val="ListBullet"/>
-        <w:bidi/>
-        <w:jc w:val="right"/>
-      </w:pPr>
-      <w:r>
-        <w:rPr>
-          <w:sz w:val="24"/>
-        </w:rPr>
-        <w:t>تعديل بيانات الطلاب الحساسة.</w:t>
-      </w:r>
-    </w:p>
-    <w:p>
-      <w:pPr>
-        <w:bidi/>
-        <w:jc w:val="right"/>
-      </w:pPr>
-      <w:r>
-        <w:rPr>
-          <w:b/>
-          <w:color w:val="1F3A5F"/>
-          <w:sz w:val="40"/>
-        </w:rPr>
-        <w:t>10. النسخ الاحتياطي</w:t>
-      </w:r>
-    </w:p>
-    <w:p>
-      <w:pPr>
-        <w:bidi/>
-        <w:jc w:val="right"/>
-      </w:pPr>
-      <w:r>
-        <w:rPr>
-          <w:sz w:val="24"/>
-        </w:rPr>
-        <w:t>حالة النسخ الاحتياطي تُعرض في /admin/backup-status. النظام يعتمد على النسخ الاحتياطي التلقائي لقاعدة البيانات.</w:t>
-      </w:r>
-    </w:p>
-    <w:p>
-      <w:pPr>
-        <w:bidi/>
-        <w:jc w:val="right"/>
-      </w:pPr>
-      <w:r>
-        <w:rPr>
-          <w:i/>
-          <w:color w:val="0B5F0B"/>
-          <w:sz w:val="22"/>
-        </w:rPr>
-        <w:t>ملاحظة: يُنصح بتنزيل نسخة استيراد كاملة للبيانات الحرجة شهرياً.</w:t>
-      </w:r>
-    </w:p>
-    <w:p>
-      <w:pPr>
-        <w:bidi/>
-        <w:jc w:val="right"/>
-      </w:pPr>
-      <w:r>
-        <w:rPr>
-          <w:b/>
-          <w:color w:val="1F3A5F"/>
-          <w:sz w:val="40"/>
-        </w:rPr>
-        <w:t>11. استعادة البيانات</w:t>
-      </w:r>
-    </w:p>
-    <w:p>
-      <w:pPr>
-        <w:bidi/>
-        <w:jc w:val="right"/>
-      </w:pPr>
-      <w:r>
-        <w:rPr>
-          <w:b/>
-          <w:color w:val="B71C1C"/>
-          <w:sz w:val="22"/>
-        </w:rPr>
-        <w:t>تحذير: استعادة قاعدة البيانات يتم التواصل بشأنها مع فريق الدعم الفني للنظام.</w:t>
-      </w:r>
-    </w:p>
-    <w:p>
-      <w:pPr>
-        <w:bidi/>
-        <w:jc w:val="right"/>
-      </w:pPr>
-      <w:r>
-        <w:rPr>
-          <w:b/>
-          <w:color w:val="1F3A5F"/>
-          <w:sz w:val="40"/>
-        </w:rPr>
-        <w:t>12. إدارة السنة الأكاديمية</w:t>
-      </w:r>
-    </w:p>
-    <w:p>
-      <w:pPr>
-        <w:bidi/>
-        <w:jc w:val="right"/>
-      </w:pPr>
-      <w:r>
-        <w:rPr>
-          <w:sz w:val="24"/>
-        </w:rPr>
-        <w:t>من /admin/academic-core يتم إنشاء وأرشفة السنوات الأكاديمية.</w:t>
-      </w:r>
-    </w:p>
-    <w:p>
-      <w:pPr>
-        <w:pStyle w:val="ListBullet"/>
-        <w:bidi/>
-        <w:jc w:val="right"/>
-      </w:pPr>
-      <w:r>
-        <w:rPr>
-          <w:sz w:val="24"/>
-        </w:rPr>
-        <w:t>إنشاء السنة الجديدة قبل بدء الفصل بشهر على الأقل.</w:t>
-      </w:r>
-    </w:p>
-    <w:p>
-      <w:pPr>
-        <w:pStyle w:val="ListBullet"/>
-        <w:bidi/>
-        <w:jc w:val="right"/>
-      </w:pPr>
-      <w:r>
-        <w:rPr>
-          <w:sz w:val="24"/>
-        </w:rPr>
-        <w:t>تفعيل السنة بعد اكتمال الإعداد.</w:t>
-      </w:r>
-    </w:p>
-    <w:p>
-      <w:pPr>
-        <w:pStyle w:val="ListBullet"/>
-        <w:bidi/>
-        <w:jc w:val="right"/>
-      </w:pPr>
-      <w:r>
-        <w:rPr>
-          <w:sz w:val="24"/>
-        </w:rPr>
-        <w:t>أرشفة السنة المنتهية بعد إصدار جميع الكشوف.</w:t>
-      </w:r>
-    </w:p>
+    <w:tbl>
+      <w:tblPr>
+        <w:tblStyle w:val="LightGrid-Accent1"/>
+        <w:tblW w:type="auto" w:w="0"/>
+        <w:tblLook w:firstColumn="1" w:firstRow="1" w:lastColumn="0" w:lastRow="0" w:noHBand="0" w:noVBand="1" w:val="04A0"/>
+      </w:tblPr>
+      <w:tblGrid>
+        <w:gridCol w:w="4320"/>
+        <w:gridCol w:w="4320"/>
+      </w:tblGrid>
+      <w:tr>
+        <w:tc>
+          <w:tcPr>
+            <w:tcW w:type="dxa" w:w="4320"/>
+          </w:tcPr>
+          <w:p>
+            <w:pPr>
+              <w:bidi/>
+              <w:jc w:val="right"/>
+            </w:pPr>
+            <w:r>
+              <w:rPr>
+                <w:b/>
+              </w:rPr>
+              <w:t>البند</w:t>
+            </w:r>
+          </w:p>
+        </w:tc>
+        <w:tc>
+          <w:tcPr>
+            <w:tcW w:type="dxa" w:w="4320"/>
+          </w:tcPr>
+          <w:p>
+            <w:pPr>
+              <w:bidi/>
+              <w:jc w:val="right"/>
+            </w:pPr>
+            <w:r>
+              <w:rPr>
+                <w:b/>
+              </w:rPr>
+              <w:t>الصفحة</w:t>
+            </w:r>
+          </w:p>
+        </w:tc>
+      </w:tr>
+      <w:tr>
+        <w:tc>
+          <w:tcPr>
+            <w:tcW w:type="dxa" w:w="4320"/>
+          </w:tcPr>
+          <w:p>
+            <w:pPr>
+              <w:bidi/>
+              <w:jc w:val="right"/>
+            </w:pPr>
+            <w:r>
+              <w:t>إدارة المستخدمين</w:t>
+            </w:r>
+          </w:p>
+        </w:tc>
+        <w:tc>
+          <w:tcPr>
+            <w:tcW w:type="dxa" w:w="4320"/>
+          </w:tcPr>
+          <w:p>
+            <w:pPr>
+              <w:bidi/>
+              <w:jc w:val="right"/>
+            </w:pPr>
+            <w:r>
+              <w:t>/admin/users</w:t>
+            </w:r>
+          </w:p>
+        </w:tc>
+      </w:tr>
+      <w:tr>
+        <w:tc>
+          <w:tcPr>
+            <w:tcW w:type="dxa" w:w="4320"/>
+          </w:tcPr>
+          <w:p>
+            <w:pPr>
+              <w:bidi/>
+              <w:jc w:val="right"/>
+            </w:pPr>
+            <w:r>
+              <w:t>الأدوار</w:t>
+            </w:r>
+          </w:p>
+        </w:tc>
+        <w:tc>
+          <w:tcPr>
+            <w:tcW w:type="dxa" w:w="4320"/>
+          </w:tcPr>
+          <w:p>
+            <w:pPr>
+              <w:bidi/>
+              <w:jc w:val="right"/>
+            </w:pPr>
+            <w:r>
+              <w:t>/admin/roles</w:t>
+            </w:r>
+          </w:p>
+        </w:tc>
+      </w:tr>
+      <w:tr>
+        <w:tc>
+          <w:tcPr>
+            <w:tcW w:type="dxa" w:w="4320"/>
+          </w:tcPr>
+          <w:p>
+            <w:pPr>
+              <w:bidi/>
+              <w:jc w:val="right"/>
+            </w:pPr>
+            <w:r>
+              <w:t>إسناد الأدوار</w:t>
+            </w:r>
+          </w:p>
+        </w:tc>
+        <w:tc>
+          <w:tcPr>
+            <w:tcW w:type="dxa" w:w="4320"/>
+          </w:tcPr>
+          <w:p>
+            <w:pPr>
+              <w:bidi/>
+              <w:jc w:val="right"/>
+            </w:pPr>
+            <w:r>
+              <w:t>/admin/user-roles</w:t>
+            </w:r>
+          </w:p>
+        </w:tc>
+      </w:tr>
+      <w:tr>
+        <w:tc>
+          <w:tcPr>
+            <w:tcW w:type="dxa" w:w="4320"/>
+          </w:tcPr>
+          <w:p>
+            <w:pPr>
+              <w:bidi/>
+              <w:jc w:val="right"/>
+            </w:pPr>
+            <w:r>
+              <w:t>السجلات</w:t>
+            </w:r>
+          </w:p>
+        </w:tc>
+        <w:tc>
+          <w:tcPr>
+            <w:tcW w:type="dxa" w:w="4320"/>
+          </w:tcPr>
+          <w:p>
+            <w:pPr>
+              <w:bidi/>
+              <w:jc w:val="right"/>
+            </w:pPr>
+            <w:r>
+              <w:t>/admin/audit-log</w:t>
+            </w:r>
+          </w:p>
+        </w:tc>
+      </w:tr>
+      <w:tr>
+        <w:tc>
+          <w:tcPr>
+            <w:tcW w:type="dxa" w:w="4320"/>
+          </w:tcPr>
+          <w:p>
+            <w:pPr>
+              <w:bidi/>
+              <w:jc w:val="right"/>
+            </w:pPr>
+            <w:r>
+              <w:t>النسخ الاحتياطي</w:t>
+            </w:r>
+          </w:p>
+        </w:tc>
+        <w:tc>
+          <w:tcPr>
+            <w:tcW w:type="dxa" w:w="4320"/>
+          </w:tcPr>
+          <w:p>
+            <w:pPr>
+              <w:bidi/>
+              <w:jc w:val="right"/>
+            </w:pPr>
+            <w:r>
+              <w:t>/admin/backup-status</w:t>
+            </w:r>
+          </w:p>
+        </w:tc>
+      </w:tr>
+      <w:tr>
+        <w:tc>
+          <w:tcPr>
+            <w:tcW w:type="dxa" w:w="4320"/>
+          </w:tcPr>
+          <w:p>
+            <w:pPr>
+              <w:bidi/>
+              <w:jc w:val="right"/>
+            </w:pPr>
+            <w:r>
+              <w:t>جاهزية النظام</w:t>
+            </w:r>
+          </w:p>
+        </w:tc>
+        <w:tc>
+          <w:tcPr>
+            <w:tcW w:type="dxa" w:w="4320"/>
+          </w:tcPr>
+          <w:p>
+            <w:pPr>
+              <w:bidi/>
+              <w:jc w:val="right"/>
+            </w:pPr>
+            <w:r>
+              <w:t>/admin/system-readiness</w:t>
+            </w:r>
+          </w:p>
+        </w:tc>
+      </w:tr>
+    </w:tbl>
+    <w:p/>
     <w:sectPr>
       <w:pgSz w:w="12240" w:h="15840"/>
       <w:pgMar w:top="1440" w:right="1800" w:bottom="1440" w:left="1800" w:header="720" w:footer="720" w:gutter="0"/>
@@ -2093,8 +4181,9 @@
     <w:qFormat/>
     <w:rsid w:val="00FC693F"/>
     <w:rPr>
-      <w:rFonts w:ascii="Arial" w:hAnsi="Arial" w:cs="Arial"/>
+      <w:rFonts w:ascii="Arial" w:hAnsi="Arial"/>
       <w:sz w:val="24"/>
+      <w:rFonts w:cs="Arial" w:ascii="Arial" w:hAnsi="Arial"/>
     </w:rPr>
   </w:style>
   <w:style w:type="paragraph" w:styleId="Header">
